--- a/Homework 1/homwork 1...docx
+++ b/Homework 1/homwork 1...docx
@@ -1,82 +1,50 @@
 
 <file path=word/document.xml><?xml version="1.0" encoding="utf-8"?>
-<w:document xmlns:mc="http://schemas.openxmlformats.org/markup-compatibility/2006" xmlns:o="urn:schemas-microsoft-com:office:office" xmlns:r="http://schemas.openxmlformats.org/officeDocument/2006/relationships" xmlns:m="http://schemas.openxmlformats.org/officeDocument/2006/math" xmlns:v="urn:schemas-microsoft-com:vml" xmlns:wp="http://schemas.openxmlformats.org/drawingml/2006/wordprocessingDrawing" xmlns:w10="urn:schemas-microsoft-com:office:word" xmlns:w="http://schemas.openxmlformats.org/wordprocessingml/2006/main" xmlns:wne="http://schemas.microsoft.com/office/word/2006/wordml" xmlns:sl="http://schemas.openxmlformats.org/schemaLibrary/2006/main" xmlns:a="http://schemas.openxmlformats.org/drawingml/2006/main" xmlns:pic="http://schemas.openxmlformats.org/drawingml/2006/picture" xmlns:c="http://schemas.openxmlformats.org/drawingml/2006/chart" xmlns:lc="http://schemas.openxmlformats.org/drawingml/2006/lockedCanvas" xmlns:dgm="http://schemas.openxmlformats.org/drawingml/2006/diagram" xmlns:wps="http://schemas.microsoft.com/office/word/2010/wordprocessingShape" xmlns:wpg="http://schemas.microsoft.com/office/word/2010/wordprocessingGroup" xmlns:w14="http://schemas.microsoft.com/office/word/2010/wordml" xmlns:w15="http://schemas.microsoft.com/office/word/2012/wordml" xmlns:w16="http://schemas.microsoft.com/office/word/2018/wordml" xmlns:w16cex="http://schemas.microsoft.com/office/word/2018/wordml/cex" xmlns:w16cid="http://schemas.microsoft.com/office/word/2016/wordml/cid" xmlns="http://schemas.microsoft.com/office/tasks/2019/documenttasks" xmlns:cr="http://schemas.microsoft.com/office/comments/2020/reactions">
+<w:document xmlns:wpc="http://schemas.microsoft.com/office/word/2010/wordprocessingCanvas" xmlns:cx="http://schemas.microsoft.com/office/drawing/2014/chartex" xmlns:cx1="http://schemas.microsoft.com/office/drawing/2015/9/8/chartex" xmlns:cx2="http://schemas.microsoft.com/office/drawing/2015/10/21/chartex" xmlns:cx3="http://schemas.microsoft.com/office/drawing/2016/5/9/chartex" xmlns:cx4="http://schemas.microsoft.com/office/drawing/2016/5/10/chartex" xmlns:cx5="http://schemas.microsoft.com/office/drawing/2016/5/11/chartex" xmlns:cx6="http://schemas.microsoft.com/office/drawing/2016/5/12/chartex" xmlns:cx7="http://schemas.microsoft.com/office/drawing/2016/5/13/chartex" xmlns:cx8="http://schemas.microsoft.com/office/drawing/2016/5/14/chartex" xmlns:mc="http://schemas.openxmlformats.org/markup-compatibility/2006" xmlns:aink="http://schemas.microsoft.com/office/drawing/2016/ink" xmlns:am3d="http://schemas.microsoft.com/office/drawing/2017/model3d" xmlns:o="urn:schemas-microsoft-com:office:office" xmlns:r="http://schemas.openxmlformats.org/officeDocument/2006/relationships" xmlns:m="http://schemas.openxmlformats.org/officeDocument/2006/math" xmlns:v="urn:schemas-microsoft-com:vml" xmlns:wp14="http://schemas.microsoft.com/office/word/2010/wordprocessingDrawing" xmlns:wp="http://schemas.openxmlformats.org/drawingml/2006/wordprocessingDrawing" xmlns:w10="urn:schemas-microsoft-com:office:word" xmlns:w="http://schemas.openxmlformats.org/wordprocessingml/2006/main" xmlns:w14="http://schemas.microsoft.com/office/word/2010/wordml" xmlns:w15="http://schemas.microsoft.com/office/word/2012/wordml" xmlns:w16cex="http://schemas.microsoft.com/office/word/2018/wordml/cex" xmlns:w16cid="http://schemas.microsoft.com/office/word/2016/wordml/cid" xmlns:w16="http://schemas.microsoft.com/office/word/2018/wordml" xmlns:w16sdtdh="http://schemas.microsoft.com/office/word/2020/wordml/sdtdatahash" xmlns:w16se="http://schemas.microsoft.com/office/word/2015/wordml/symex" xmlns:wpg="http://schemas.microsoft.com/office/word/2010/wordprocessingGroup" xmlns:wpi="http://schemas.microsoft.com/office/word/2010/wordprocessingInk" xmlns:wne="http://schemas.microsoft.com/office/word/2006/wordml" xmlns:wps="http://schemas.microsoft.com/office/word/2010/wordprocessingShape" mc:Ignorable="w14 w15 w16se w16cid w16 w16cex w16sdtdh wp14">
   <w:body>
     <w:p>
-      <w:pPr>
-        <w:rPr/>
-      </w:pPr>
       <w:r>
-        <w:rPr>
-          <w:rtl w:val="0"/>
-        </w:rPr>
-        <w:t xml:space="preserve">A graphical user interface (GUI) is the way we interact with a computer using icons, buttons, windows, and menus. It's clear and easy to use, especially for beginners, because everything is visible and you can do everything with the mouse without typing commands.</w:t>
+        <w:t>A graphical user interface (GUI) is the way we interact with a computer using icons, buttons, windows, and menus. It's clear and easy to use, especially for beginners, because everything is visible and you can do everything with the mouse without typing co</w:t>
+      </w:r>
+      <w:r>
+        <w:t>mmands.</w:t>
+      </w:r>
+    </w:p>
+    <w:p/>
+    <w:p>
+      <w:r>
+        <w:t>On the other hand, a command-line interface (CLI) relies on typing text commands into a black screen. It looks simpler and doesn't have images, but it's faster and gives more control to users who know the commands. Programmers and technical people</w:t>
+      </w:r>
+      <w:r>
+        <w:t xml:space="preserve"> often use it because it gets the job done quickly.</w:t>
       </w:r>
     </w:p>
     <w:p>
-      <w:pPr>
-        <w:rPr/>
-      </w:pPr>
       <w:r>
-        <w:rPr>
-          <w:rtl w:val="0"/>
-        </w:rPr>
+        <w:t>GUI is easier and relies on visual elements, while CLI is faster and more powerful but requires knowledge of commands..</w:t>
       </w:r>
     </w:p>
-    <w:p>
-      <w:pPr>
-        <w:rPr/>
-      </w:pPr>
-      <w:r>
-        <w:rPr>
-          <w:rtl w:val="0"/>
-        </w:rPr>
-        <w:t xml:space="preserve">On the other hand, a command-line interface (CLI) relies on typing text commands into a black screen. It looks simpler and doesn't have images, but it's faster and gives more control to users who know the commands. Programmers and technical people often use it because it gets the job done quickly.</w:t>
-      </w:r>
-    </w:p>
-    <w:p>
-      <w:pPr>
-        <w:rPr/>
-      </w:pPr>
-      <w:r>
-        <w:rPr>
-          <w:rtl w:val="0"/>
-        </w:rPr>
-        <w:t xml:space="preserve">GUI is easier and relies on visual elements, while CLI is faster and more powerful but requires knowledge of commands.</w:t>
-      </w:r>
-    </w:p>
-    <w:p>
-      <w:pPr>
-        <w:rPr/>
-      </w:pPr>
-      <w:r>
-        <w:rPr>
-          <w:rtl w:val="0"/>
-        </w:rPr>
-      </w:r>
-    </w:p>
+    <w:p/>
+    <w:p/>
     <w:sectPr>
-      <w:pgSz w:h="15840" w:w="12240" w:orient="portrait"/>
-      <w:pgMar w:bottom="1440" w:top="1440" w:left="1440" w:right="1440" w:header="720" w:footer="720"/>
+      <w:pgSz w:w="12240" w:h="15840"/>
+      <w:pgMar w:top="1440" w:right="1440" w:bottom="1440" w:left="1440" w:header="720" w:footer="720" w:gutter="0"/>
       <w:pgNumType w:start="1"/>
+      <w:cols w:space="720"/>
     </w:sectPr>
   </w:body>
 </w:document>
 </file>
 
-<file path=word/numbering.xml><?xml version="1.0" encoding="utf-8"?>
-<w:numbering xmlns:mc="http://schemas.openxmlformats.org/markup-compatibility/2006" xmlns:o="urn:schemas-microsoft-com:office:office" xmlns:r="http://schemas.openxmlformats.org/officeDocument/2006/relationships" xmlns:m="http://schemas.openxmlformats.org/officeDocument/2006/math" xmlns:v="urn:schemas-microsoft-com:vml" xmlns:wp="http://schemas.openxmlformats.org/drawingml/2006/wordprocessingDrawing" xmlns:w10="urn:schemas-microsoft-com:office:word" xmlns:w="http://schemas.openxmlformats.org/wordprocessingml/2006/main" xmlns:wne="http://schemas.microsoft.com/office/word/2006/wordml" xmlns:sl="http://schemas.openxmlformats.org/schemaLibrary/2006/main" xmlns:a="http://schemas.openxmlformats.org/drawingml/2006/main" xmlns:pic="http://schemas.openxmlformats.org/drawingml/2006/picture" xmlns:c="http://schemas.openxmlformats.org/drawingml/2006/chart" xmlns:lc="http://schemas.openxmlformats.org/drawingml/2006/lockedCanvas" xmlns:dgm="http://schemas.openxmlformats.org/drawingml/2006/diagram" xmlns:wps="http://schemas.microsoft.com/office/word/2010/wordprocessingShape" xmlns:wpg="http://schemas.microsoft.com/office/word/2010/wordprocessingGroup" xmlns:w14="http://schemas.microsoft.com/office/word/2010/wordml" xmlns:w15="http://schemas.microsoft.com/office/word/2012/wordml" xmlns:w16="http://schemas.microsoft.com/office/word/2018/wordml" xmlns:w16cex="http://schemas.microsoft.com/office/word/2018/wordml/cex" xmlns:w16cid="http://schemas.microsoft.com/office/word/2016/wordml/cid" xmlns="http://schemas.microsoft.com/office/tasks/2019/documenttasks" xmlns:cr="http://schemas.microsoft.com/office/comments/2020/reactions"/>
-</file>
-
 <file path=word/styles.xml><?xml version="1.0" encoding="utf-8"?>
-<w:styles xmlns:mc="http://schemas.openxmlformats.org/markup-compatibility/2006" xmlns:o="urn:schemas-microsoft-com:office:office" xmlns:r="http://schemas.openxmlformats.org/officeDocument/2006/relationships" xmlns:m="http://schemas.openxmlformats.org/officeDocument/2006/math" xmlns:v="urn:schemas-microsoft-com:vml" xmlns:wp="http://schemas.openxmlformats.org/drawingml/2006/wordprocessingDrawing" xmlns:w10="urn:schemas-microsoft-com:office:word" xmlns:w="http://schemas.openxmlformats.org/wordprocessingml/2006/main" xmlns:wne="http://schemas.microsoft.com/office/word/2006/wordml" xmlns:sl="http://schemas.openxmlformats.org/schemaLibrary/2006/main" xmlns:a="http://schemas.openxmlformats.org/drawingml/2006/main" xmlns:pic="http://schemas.openxmlformats.org/drawingml/2006/picture" xmlns:c="http://schemas.openxmlformats.org/drawingml/2006/chart" xmlns:lc="http://schemas.openxmlformats.org/drawingml/2006/lockedCanvas" xmlns:dgm="http://schemas.openxmlformats.org/drawingml/2006/diagram" xmlns:wps="http://schemas.microsoft.com/office/word/2010/wordprocessingShape" xmlns:wpg="http://schemas.microsoft.com/office/word/2010/wordprocessingGroup" xmlns:w14="http://schemas.microsoft.com/office/word/2010/wordml" xmlns:w15="http://schemas.microsoft.com/office/word/2012/wordml" xmlns:w16="http://schemas.microsoft.com/office/word/2018/wordml" xmlns:w16cex="http://schemas.microsoft.com/office/word/2018/wordml/cex" xmlns:w16cid="http://schemas.microsoft.com/office/word/2016/wordml/cid" xmlns="http://schemas.microsoft.com/office/tasks/2019/documenttasks" xmlns:cr="http://schemas.microsoft.com/office/comments/2020/reactions">
+<w:styles xmlns:mc="http://schemas.openxmlformats.org/markup-compatibility/2006" xmlns:r="http://schemas.openxmlformats.org/officeDocument/2006/relationships" xmlns:w="http://schemas.openxmlformats.org/wordprocessingml/2006/main" xmlns:w14="http://schemas.microsoft.com/office/word/2010/wordml" xmlns:w15="http://schemas.microsoft.com/office/word/2012/wordml" xmlns:w16cex="http://schemas.microsoft.com/office/word/2018/wordml/cex" xmlns:w16cid="http://schemas.microsoft.com/office/word/2016/wordml/cid" xmlns:w16="http://schemas.microsoft.com/office/word/2018/wordml" xmlns:w16sdtdh="http://schemas.microsoft.com/office/word/2020/wordml/sdtdatahash" xmlns:w16se="http://schemas.microsoft.com/office/word/2015/wordml/symex" mc:Ignorable="w14 w15 w16se w16cid w16 w16cex w16sdtdh">
   <w:docDefaults>
     <w:rPrDefault>
       <w:rPr>
-        <w:rFonts w:ascii="Arial" w:cs="Arial" w:eastAsia="Arial" w:hAnsi="Arial"/>
+        <w:rFonts w:ascii="Arial" w:eastAsia="Arial" w:hAnsi="Arial" w:cs="Arial"/>
         <w:sz w:val="22"/>
         <w:szCs w:val="22"/>
-        <w:lang w:val="en"/>
+        <w:lang w:val="en" w:eastAsia="en-US" w:bidi="ar-SA"/>
       </w:rPr>
     </w:rPrDefault>
     <w:pPrDefault>
@@ -85,29 +53,399 @@
       </w:pPr>
     </w:pPrDefault>
   </w:docDefaults>
-  <w:style w:type="table" w:styleId="TableNormal" w:default="1">
-    <w:name w:val="TableNormal"/>
-    <w:tblPr>
-      <w:tblCellMar>
-        <w:top w:w="100.0" w:type="dxa"/>
-        <w:left w:w="100.0" w:type="dxa"/>
-        <w:bottom w:w="100.0" w:type="dxa"/>
-        <w:right w:w="100.0" w:type="dxa"/>
-      </w:tblCellMar>
-    </w:tblPr>
-  </w:style>
-  <w:style w:type="paragraph" w:styleId="Normal" w:default="1">
-    <w:name w:val="normal"/>
+  <w:latentStyles w:defLockedState="0" w:defUIPriority="99" w:defSemiHidden="0" w:defUnhideWhenUsed="0" w:defQFormat="0" w:count="376">
+    <w:lsdException w:name="Normal" w:uiPriority="0" w:qFormat="1"/>
+    <w:lsdException w:name="heading 1" w:uiPriority="9" w:qFormat="1"/>
+    <w:lsdException w:name="heading 2" w:semiHidden="1" w:uiPriority="9" w:unhideWhenUsed="1" w:qFormat="1"/>
+    <w:lsdException w:name="heading 3" w:semiHidden="1" w:uiPriority="9" w:unhideWhenUsed="1" w:qFormat="1"/>
+    <w:lsdException w:name="heading 4" w:semiHidden="1" w:uiPriority="9" w:unhideWhenUsed="1" w:qFormat="1"/>
+    <w:lsdException w:name="heading 5" w:semiHidden="1" w:uiPriority="9" w:unhideWhenUsed="1" w:qFormat="1"/>
+    <w:lsdException w:name="heading 6" w:semiHidden="1" w:uiPriority="9" w:unhideWhenUsed="1" w:qFormat="1"/>
+    <w:lsdException w:name="heading 7" w:semiHidden="1" w:uiPriority="9" w:unhideWhenUsed="1" w:qFormat="1"/>
+    <w:lsdException w:name="heading 8" w:semiHidden="1" w:uiPriority="9" w:unhideWhenUsed="1" w:qFormat="1"/>
+    <w:lsdException w:name="heading 9" w:semiHidden="1" w:uiPriority="9" w:unhideWhenUsed="1" w:qFormat="1"/>
+    <w:lsdException w:name="index 1" w:semiHidden="1" w:unhideWhenUsed="1"/>
+    <w:lsdException w:name="index 2" w:semiHidden="1" w:unhideWhenUsed="1"/>
+    <w:lsdException w:name="index 3" w:semiHidden="1" w:unhideWhenUsed="1"/>
+    <w:lsdException w:name="index 4" w:semiHidden="1" w:unhideWhenUsed="1"/>
+    <w:lsdException w:name="index 5" w:semiHidden="1" w:unhideWhenUsed="1"/>
+    <w:lsdException w:name="index 6" w:semiHidden="1" w:unhideWhenUsed="1"/>
+    <w:lsdException w:name="index 7" w:semiHidden="1" w:unhideWhenUsed="1"/>
+    <w:lsdException w:name="index 8" w:semiHidden="1" w:unhideWhenUsed="1"/>
+    <w:lsdException w:name="index 9" w:semiHidden="1" w:unhideWhenUsed="1"/>
+    <w:lsdException w:name="toc 1" w:semiHidden="1" w:uiPriority="39" w:unhideWhenUsed="1"/>
+    <w:lsdException w:name="toc 2" w:semiHidden="1" w:uiPriority="39" w:unhideWhenUsed="1"/>
+    <w:lsdException w:name="toc 3" w:semiHidden="1" w:uiPriority="39" w:unhideWhenUsed="1"/>
+    <w:lsdException w:name="toc 4" w:semiHidden="1" w:uiPriority="39" w:unhideWhenUsed="1"/>
+    <w:lsdException w:name="toc 5" w:semiHidden="1" w:uiPriority="39" w:unhideWhenUsed="1"/>
+    <w:lsdException w:name="toc 6" w:semiHidden="1" w:uiPriority="39" w:unhideWhenUsed="1"/>
+    <w:lsdException w:name="toc 7" w:semiHidden="1" w:uiPriority="39" w:unhideWhenUsed="1"/>
+    <w:lsdException w:name="toc 8" w:semiHidden="1" w:uiPriority="39" w:unhideWhenUsed="1"/>
+    <w:lsdException w:name="toc 9" w:semiHidden="1" w:uiPriority="39" w:unhideWhenUsed="1"/>
+    <w:lsdException w:name="Normal Indent" w:semiHidden="1" w:unhideWhenUsed="1"/>
+    <w:lsdException w:name="footnote text" w:semiHidden="1" w:unhideWhenUsed="1"/>
+    <w:lsdException w:name="annotation text" w:semiHidden="1" w:unhideWhenUsed="1"/>
+    <w:lsdException w:name="header" w:semiHidden="1" w:unhideWhenUsed="1"/>
+    <w:lsdException w:name="footer" w:semiHidden="1" w:unhideWhenUsed="1"/>
+    <w:lsdException w:name="index heading" w:semiHidden="1" w:unhideWhenUsed="1"/>
+    <w:lsdException w:name="caption" w:semiHidden="1" w:uiPriority="35" w:unhideWhenUsed="1" w:qFormat="1"/>
+    <w:lsdException w:name="table of figures" w:semiHidden="1" w:unhideWhenUsed="1"/>
+    <w:lsdException w:name="envelope address" w:semiHidden="1" w:unhideWhenUsed="1"/>
+    <w:lsdException w:name="envelope return" w:semiHidden="1" w:unhideWhenUsed="1"/>
+    <w:lsdException w:name="footnote reference" w:semiHidden="1" w:unhideWhenUsed="1"/>
+    <w:lsdException w:name="annotation reference" w:semiHidden="1" w:unhideWhenUsed="1"/>
+    <w:lsdException w:name="line number" w:semiHidden="1" w:unhideWhenUsed="1"/>
+    <w:lsdException w:name="page number" w:semiHidden="1" w:unhideWhenUsed="1"/>
+    <w:lsdException w:name="endnote reference" w:semiHidden="1" w:unhideWhenUsed="1"/>
+    <w:lsdException w:name="endnote text" w:semiHidden="1" w:unhideWhenUsed="1"/>
+    <w:lsdException w:name="table of authorities" w:semiHidden="1" w:unhideWhenUsed="1"/>
+    <w:lsdException w:name="macro" w:semiHidden="1" w:unhideWhenUsed="1"/>
+    <w:lsdException w:name="toa heading" w:semiHidden="1" w:unhideWhenUsed="1"/>
+    <w:lsdException w:name="List" w:semiHidden="1" w:unhideWhenUsed="1"/>
+    <w:lsdException w:name="List Bullet" w:semiHidden="1" w:unhideWhenUsed="1"/>
+    <w:lsdException w:name="List Number" w:semiHidden="1" w:unhideWhenUsed="1"/>
+    <w:lsdException w:name="List 2" w:semiHidden="1" w:unhideWhenUsed="1"/>
+    <w:lsdException w:name="List 3" w:semiHidden="1" w:unhideWhenUsed="1"/>
+    <w:lsdException w:name="List 4" w:semiHidden="1" w:unhideWhenUsed="1"/>
+    <w:lsdException w:name="List 5" w:semiHidden="1" w:unhideWhenUsed="1"/>
+    <w:lsdException w:name="List Bullet 2" w:semiHidden="1" w:unhideWhenUsed="1"/>
+    <w:lsdException w:name="List Bullet 3" w:semiHidden="1" w:unhideWhenUsed="1"/>
+    <w:lsdException w:name="List Bullet 4" w:semiHidden="1" w:unhideWhenUsed="1"/>
+    <w:lsdException w:name="List Bullet 5" w:semiHidden="1" w:unhideWhenUsed="1"/>
+    <w:lsdException w:name="List Number 2" w:semiHidden="1" w:unhideWhenUsed="1"/>
+    <w:lsdException w:name="List Number 3" w:semiHidden="1" w:unhideWhenUsed="1"/>
+    <w:lsdException w:name="List Number 4" w:semiHidden="1" w:unhideWhenUsed="1"/>
+    <w:lsdException w:name="List Number 5" w:semiHidden="1" w:unhideWhenUsed="1"/>
+    <w:lsdException w:name="Title" w:uiPriority="10" w:qFormat="1"/>
+    <w:lsdException w:name="Closing" w:semiHidden="1" w:unhideWhenUsed="1"/>
+    <w:lsdException w:name="Signature" w:semiHidden="1" w:unhideWhenUsed="1"/>
+    <w:lsdException w:name="Default Paragraph Font" w:semiHidden="1" w:uiPriority="1" w:unhideWhenUsed="1"/>
+    <w:lsdException w:name="Body Text" w:semiHidden="1" w:unhideWhenUsed="1"/>
+    <w:lsdException w:name="Body Text Indent" w:semiHidden="1" w:unhideWhenUsed="1"/>
+    <w:lsdException w:name="List Continue" w:semiHidden="1" w:unhideWhenUsed="1"/>
+    <w:lsdException w:name="List Continue 2" w:semiHidden="1" w:unhideWhenUsed="1"/>
+    <w:lsdException w:name="List Continue 3" w:semiHidden="1" w:unhideWhenUsed="1"/>
+    <w:lsdException w:name="List Continue 4" w:semiHidden="1" w:unhideWhenUsed="1"/>
+    <w:lsdException w:name="List Continue 5" w:semiHidden="1" w:unhideWhenUsed="1"/>
+    <w:lsdException w:name="Message Header" w:semiHidden="1" w:unhideWhenUsed="1"/>
+    <w:lsdException w:name="Subtitle" w:uiPriority="11" w:qFormat="1"/>
+    <w:lsdException w:name="Salutation" w:semiHidden="1" w:unhideWhenUsed="1"/>
+    <w:lsdException w:name="Date" w:semiHidden="1" w:unhideWhenUsed="1"/>
+    <w:lsdException w:name="Body Text First Indent" w:semiHidden="1" w:unhideWhenUsed="1"/>
+    <w:lsdException w:name="Body Text First Indent 2" w:semiHidden="1" w:unhideWhenUsed="1"/>
+    <w:lsdException w:name="Note Heading" w:semiHidden="1" w:unhideWhenUsed="1"/>
+    <w:lsdException w:name="Body Text 2" w:semiHidden="1" w:unhideWhenUsed="1"/>
+    <w:lsdException w:name="Body Text 3" w:semiHidden="1" w:unhideWhenUsed="1"/>
+    <w:lsdException w:name="Body Text Indent 2" w:semiHidden="1" w:unhideWhenUsed="1"/>
+    <w:lsdException w:name="Body Text Indent 3" w:semiHidden="1" w:unhideWhenUsed="1"/>
+    <w:lsdException w:name="Block Text" w:semiHidden="1" w:unhideWhenUsed="1"/>
+    <w:lsdException w:name="Hyperlink" w:semiHidden="1" w:unhideWhenUsed="1"/>
+    <w:lsdException w:name="FollowedHyperlink" w:semiHidden="1" w:unhideWhenUsed="1"/>
+    <w:lsdException w:name="Strong" w:uiPriority="22" w:qFormat="1"/>
+    <w:lsdException w:name="Emphasis" w:uiPriority="20" w:qFormat="1"/>
+    <w:lsdException w:name="Document Map" w:semiHidden="1" w:unhideWhenUsed="1"/>
+    <w:lsdException w:name="Plain Text" w:semiHidden="1" w:unhideWhenUsed="1"/>
+    <w:lsdException w:name="E-mail Signature" w:semiHidden="1" w:unhideWhenUsed="1"/>
+    <w:lsdException w:name="HTML Top of Form" w:semiHidden="1" w:unhideWhenUsed="1"/>
+    <w:lsdException w:name="HTML Bottom of Form" w:semiHidden="1" w:unhideWhenUsed="1"/>
+    <w:lsdException w:name="Normal (Web)" w:semiHidden="1" w:unhideWhenUsed="1"/>
+    <w:lsdException w:name="HTML Acronym" w:semiHidden="1" w:unhideWhenUsed="1"/>
+    <w:lsdException w:name="HTML Address" w:semiHidden="1" w:unhideWhenUsed="1"/>
+    <w:lsdException w:name="HTML Cite" w:semiHidden="1" w:unhideWhenUsed="1"/>
+    <w:lsdException w:name="HTML Code" w:semiHidden="1" w:unhideWhenUsed="1"/>
+    <w:lsdException w:name="HTML Definition" w:semiHidden="1" w:unhideWhenUsed="1"/>
+    <w:lsdException w:name="HTML Keyboard" w:semiHidden="1" w:unhideWhenUsed="1"/>
+    <w:lsdException w:name="HTML Preformatted" w:semiHidden="1" w:unhideWhenUsed="1"/>
+    <w:lsdException w:name="HTML Sample" w:semiHidden="1" w:unhideWhenUsed="1"/>
+    <w:lsdException w:name="HTML Typewriter" w:semiHidden="1" w:unhideWhenUsed="1"/>
+    <w:lsdException w:name="HTML Variable" w:semiHidden="1" w:unhideWhenUsed="1"/>
+    <w:lsdException w:name="Normal Table" w:semiHidden="1" w:unhideWhenUsed="1"/>
+    <w:lsdException w:name="annotation subject" w:semiHidden="1" w:unhideWhenUsed="1"/>
+    <w:lsdException w:name="No List" w:semiHidden="1" w:unhideWhenUsed="1"/>
+    <w:lsdException w:name="Outline List 1" w:semiHidden="1" w:unhideWhenUsed="1"/>
+    <w:lsdException w:name="Outline List 2" w:semiHidden="1" w:unhideWhenUsed="1"/>
+    <w:lsdException w:name="Outline List 3" w:semiHidden="1" w:unhideWhenUsed="1"/>
+    <w:lsdException w:name="Table Simple 1" w:semiHidden="1" w:unhideWhenUsed="1"/>
+    <w:lsdException w:name="Table Simple 2" w:semiHidden="1" w:unhideWhenUsed="1"/>
+    <w:lsdException w:name="Table Simple 3" w:semiHidden="1" w:unhideWhenUsed="1"/>
+    <w:lsdException w:name="Table Classic 1" w:semiHidden="1" w:unhideWhenUsed="1"/>
+    <w:lsdException w:name="Table Classic 2" w:semiHidden="1" w:unhideWhenUsed="1"/>
+    <w:lsdException w:name="Table Classic 3" w:semiHidden="1" w:unhideWhenUsed="1"/>
+    <w:lsdException w:name="Table Classic 4" w:semiHidden="1" w:unhideWhenUsed="1"/>
+    <w:lsdException w:name="Table Colorful 1" w:semiHidden="1" w:unhideWhenUsed="1"/>
+    <w:lsdException w:name="Table Colorful 2" w:semiHidden="1" w:unhideWhenUsed="1"/>
+    <w:lsdException w:name="Table Colorful 3" w:semiHidden="1" w:unhideWhenUsed="1"/>
+    <w:lsdException w:name="Table Columns 1" w:semiHidden="1" w:unhideWhenUsed="1"/>
+    <w:lsdException w:name="Table Columns 2" w:semiHidden="1" w:unhideWhenUsed="1"/>
+    <w:lsdException w:name="Table Columns 3" w:semiHidden="1" w:unhideWhenUsed="1"/>
+    <w:lsdException w:name="Table Columns 4" w:semiHidden="1" w:unhideWhenUsed="1"/>
+    <w:lsdException w:name="Table Columns 5" w:semiHidden="1" w:unhideWhenUsed="1"/>
+    <w:lsdException w:name="Table Grid 1" w:semiHidden="1" w:unhideWhenUsed="1"/>
+    <w:lsdException w:name="Table Grid 2" w:semiHidden="1" w:unhideWhenUsed="1"/>
+    <w:lsdException w:name="Table Grid 3" w:semiHidden="1" w:unhideWhenUsed="1"/>
+    <w:lsdException w:name="Table Grid 4" w:semiHidden="1" w:unhideWhenUsed="1"/>
+    <w:lsdException w:name="Table Grid 5" w:semiHidden="1" w:unhideWhenUsed="1"/>
+    <w:lsdException w:name="Table Grid 6" w:semiHidden="1" w:unhideWhenUsed="1"/>
+    <w:lsdException w:name="Table Grid 7" w:semiHidden="1" w:unhideWhenUsed="1"/>
+    <w:lsdException w:name="Table Grid 8" w:semiHidden="1" w:unhideWhenUsed="1"/>
+    <w:lsdException w:name="Table List 1" w:semiHidden="1" w:unhideWhenUsed="1"/>
+    <w:lsdException w:name="Table List 2" w:semiHidden="1" w:unhideWhenUsed="1"/>
+    <w:lsdException w:name="Table List 3" w:semiHidden="1" w:unhideWhenUsed="1"/>
+    <w:lsdException w:name="Table List 4" w:semiHidden="1" w:unhideWhenUsed="1"/>
+    <w:lsdException w:name="Table List 5" w:semiHidden="1" w:unhideWhenUsed="1"/>
+    <w:lsdException w:name="Table List 6" w:semiHidden="1" w:unhideWhenUsed="1"/>
+    <w:lsdException w:name="Table List 7" w:semiHidden="1" w:unhideWhenUsed="1"/>
+    <w:lsdException w:name="Table List 8" w:semiHidden="1" w:unhideWhenUsed="1"/>
+    <w:lsdException w:name="Table 3D effects 1" w:semiHidden="1" w:unhideWhenUsed="1"/>
+    <w:lsdException w:name="Table 3D effects 2" w:semiHidden="1" w:unhideWhenUsed="1"/>
+    <w:lsdException w:name="Table 3D effects 3" w:semiHidden="1" w:unhideWhenUsed="1"/>
+    <w:lsdException w:name="Table Contemporary" w:semiHidden="1" w:unhideWhenUsed="1"/>
+    <w:lsdException w:name="Table Elegant" w:semiHidden="1" w:unhideWhenUsed="1"/>
+    <w:lsdException w:name="Table Professional" w:semiHidden="1" w:unhideWhenUsed="1"/>
+    <w:lsdException w:name="Table Subtle 1" w:semiHidden="1" w:unhideWhenUsed="1"/>
+    <w:lsdException w:name="Table Subtle 2" w:semiHidden="1" w:unhideWhenUsed="1"/>
+    <w:lsdException w:name="Table Web 1" w:semiHidden="1" w:unhideWhenUsed="1"/>
+    <w:lsdException w:name="Table Web 2" w:semiHidden="1" w:unhideWhenUsed="1"/>
+    <w:lsdException w:name="Table Web 3" w:semiHidden="1" w:unhideWhenUsed="1"/>
+    <w:lsdException w:name="Balloon Text" w:semiHidden="1" w:unhideWhenUsed="1"/>
+    <w:lsdException w:name="Table Grid" w:uiPriority="39"/>
+    <w:lsdException w:name="Table Theme" w:semiHidden="1" w:unhideWhenUsed="1"/>
+    <w:lsdException w:name="Placeholder Text" w:semiHidden="1"/>
+    <w:lsdException w:name="No Spacing" w:uiPriority="1" w:qFormat="1"/>
+    <w:lsdException w:name="Light Shading" w:uiPriority="60"/>
+    <w:lsdException w:name="Light List" w:uiPriority="61"/>
+    <w:lsdException w:name="Light Grid" w:uiPriority="62"/>
+    <w:lsdException w:name="Medium Shading 1" w:uiPriority="63"/>
+    <w:lsdException w:name="Medium Shading 2" w:uiPriority="64"/>
+    <w:lsdException w:name="Medium List 1" w:uiPriority="65"/>
+    <w:lsdException w:name="Medium List 2" w:uiPriority="66"/>
+    <w:lsdException w:name="Medium Grid 1" w:uiPriority="67"/>
+    <w:lsdException w:name="Medium Grid 2" w:uiPriority="68"/>
+    <w:lsdException w:name="Medium Grid 3" w:uiPriority="69"/>
+    <w:lsdException w:name="Dark List" w:uiPriority="70"/>
+    <w:lsdException w:name="Colorful Shading" w:uiPriority="71"/>
+    <w:lsdException w:name="Colorful List" w:uiPriority="72"/>
+    <w:lsdException w:name="Colorful Grid" w:uiPriority="73"/>
+    <w:lsdException w:name="Light Shading Accent 1" w:uiPriority="60"/>
+    <w:lsdException w:name="Light List Accent 1" w:uiPriority="61"/>
+    <w:lsdException w:name="Light Grid Accent 1" w:uiPriority="62"/>
+    <w:lsdException w:name="Medium Shading 1 Accent 1" w:uiPriority="63"/>
+    <w:lsdException w:name="Medium Shading 2 Accent 1" w:uiPriority="64"/>
+    <w:lsdException w:name="Medium List 1 Accent 1" w:uiPriority="65"/>
+    <w:lsdException w:name="Revision" w:semiHidden="1"/>
+    <w:lsdException w:name="List Paragraph" w:uiPriority="34" w:qFormat="1"/>
+    <w:lsdException w:name="Quote" w:uiPriority="29" w:qFormat="1"/>
+    <w:lsdException w:name="Intense Quote" w:uiPriority="30" w:qFormat="1"/>
+    <w:lsdException w:name="Medium List 2 Accent 1" w:uiPriority="66"/>
+    <w:lsdException w:name="Medium Grid 1 Accent 1" w:uiPriority="67"/>
+    <w:lsdException w:name="Medium Grid 2 Accent 1" w:uiPriority="68"/>
+    <w:lsdException w:name="Medium Grid 3 Accent 1" w:uiPriority="69"/>
+    <w:lsdException w:name="Dark List Accent 1" w:uiPriority="70"/>
+    <w:lsdException w:name="Colorful Shading Accent 1" w:uiPriority="71"/>
+    <w:lsdException w:name="Colorful List Accent 1" w:uiPriority="72"/>
+    <w:lsdException w:name="Colorful Grid Accent 1" w:uiPriority="73"/>
+    <w:lsdException w:name="Light Shading Accent 2" w:uiPriority="60"/>
+    <w:lsdException w:name="Light List Accent 2" w:uiPriority="61"/>
+    <w:lsdException w:name="Light Grid Accent 2" w:uiPriority="62"/>
+    <w:lsdException w:name="Medium Shading 1 Accent 2" w:uiPriority="63"/>
+    <w:lsdException w:name="Medium Shading 2 Accent 2" w:uiPriority="64"/>
+    <w:lsdException w:name="Medium List 1 Accent 2" w:uiPriority="65"/>
+    <w:lsdException w:name="Medium List 2 Accent 2" w:uiPriority="66"/>
+    <w:lsdException w:name="Medium Grid 1 Accent 2" w:uiPriority="67"/>
+    <w:lsdException w:name="Medium Grid 2 Accent 2" w:uiPriority="68"/>
+    <w:lsdException w:name="Medium Grid 3 Accent 2" w:uiPriority="69"/>
+    <w:lsdException w:name="Dark List Accent 2" w:uiPriority="70"/>
+    <w:lsdException w:name="Colorful Shading Accent 2" w:uiPriority="71"/>
+    <w:lsdException w:name="Colorful List Accent 2" w:uiPriority="72"/>
+    <w:lsdException w:name="Colorful Grid Accent 2" w:uiPriority="73"/>
+    <w:lsdException w:name="Light Shading Accent 3" w:uiPriority="60"/>
+    <w:lsdException w:name="Light List Accent 3" w:uiPriority="61"/>
+    <w:lsdException w:name="Light Grid Accent 3" w:uiPriority="62"/>
+    <w:lsdException w:name="Medium Shading 1 Accent 3" w:uiPriority="63"/>
+    <w:lsdException w:name="Medium Shading 2 Accent 3" w:uiPriority="64"/>
+    <w:lsdException w:name="Medium List 1 Accent 3" w:uiPriority="65"/>
+    <w:lsdException w:name="Medium List 2 Accent 3" w:uiPriority="66"/>
+    <w:lsdException w:name="Medium Grid 1 Accent 3" w:uiPriority="67"/>
+    <w:lsdException w:name="Medium Grid 2 Accent 3" w:uiPriority="68"/>
+    <w:lsdException w:name="Medium Grid 3 Accent 3" w:uiPriority="69"/>
+    <w:lsdException w:name="Dark List Accent 3" w:uiPriority="70"/>
+    <w:lsdException w:name="Colorful Shading Accent 3" w:uiPriority="71"/>
+    <w:lsdException w:name="Colorful List Accent 3" w:uiPriority="72"/>
+    <w:lsdException w:name="Colorful Grid Accent 3" w:uiPriority="73"/>
+    <w:lsdException w:name="Light Shading Accent 4" w:uiPriority="60"/>
+    <w:lsdException w:name="Light List Accent 4" w:uiPriority="61"/>
+    <w:lsdException w:name="Light Grid Accent 4" w:uiPriority="62"/>
+    <w:lsdException w:name="Medium Shading 1 Accent 4" w:uiPriority="63"/>
+    <w:lsdException w:name="Medium Shading 2 Accent 4" w:uiPriority="64"/>
+    <w:lsdException w:name="Medium List 1 Accent 4" w:uiPriority="65"/>
+    <w:lsdException w:name="Medium List 2 Accent 4" w:uiPriority="66"/>
+    <w:lsdException w:name="Medium Grid 1 Accent 4" w:uiPriority="67"/>
+    <w:lsdException w:name="Medium Grid 2 Accent 4" w:uiPriority="68"/>
+    <w:lsdException w:name="Medium Grid 3 Accent 4" w:uiPriority="69"/>
+    <w:lsdException w:name="Dark List Accent 4" w:uiPriority="70"/>
+    <w:lsdException w:name="Colorful Shading Accent 4" w:uiPriority="71"/>
+    <w:lsdException w:name="Colorful List Accent 4" w:uiPriority="72"/>
+    <w:lsdException w:name="Colorful Grid Accent 4" w:uiPriority="73"/>
+    <w:lsdException w:name="Light Shading Accent 5" w:uiPriority="60"/>
+    <w:lsdException w:name="Light List Accent 5" w:uiPriority="61"/>
+    <w:lsdException w:name="Light Grid Accent 5" w:uiPriority="62"/>
+    <w:lsdException w:name="Medium Shading 1 Accent 5" w:uiPriority="63"/>
+    <w:lsdException w:name="Medium Shading 2 Accent 5" w:uiPriority="64"/>
+    <w:lsdException w:name="Medium List 1 Accent 5" w:uiPriority="65"/>
+    <w:lsdException w:name="Medium List 2 Accent 5" w:uiPriority="66"/>
+    <w:lsdException w:name="Medium Grid 1 Accent 5" w:uiPriority="67"/>
+    <w:lsdException w:name="Medium Grid 2 Accent 5" w:uiPriority="68"/>
+    <w:lsdException w:name="Medium Grid 3 Accent 5" w:uiPriority="69"/>
+    <w:lsdException w:name="Dark List Accent 5" w:uiPriority="70"/>
+    <w:lsdException w:name="Colorful Shading Accent 5" w:uiPriority="71"/>
+    <w:lsdException w:name="Colorful List Accent 5" w:uiPriority="72"/>
+    <w:lsdException w:name="Colorful Grid Accent 5" w:uiPriority="73"/>
+    <w:lsdException w:name="Light Shading Accent 6" w:uiPriority="60"/>
+    <w:lsdException w:name="Light List Accent 6" w:uiPriority="61"/>
+    <w:lsdException w:name="Light Grid Accent 6" w:uiPriority="62"/>
+    <w:lsdException w:name="Medium Shading 1 Accent 6" w:uiPriority="63"/>
+    <w:lsdException w:name="Medium Shading 2 Accent 6" w:uiPriority="64"/>
+    <w:lsdException w:name="Medium List 1 Accent 6" w:uiPriority="65"/>
+    <w:lsdException w:name="Medium List 2 Accent 6" w:uiPriority="66"/>
+    <w:lsdException w:name="Medium Grid 1 Accent 6" w:uiPriority="67"/>
+    <w:lsdException w:name="Medium Grid 2 Accent 6" w:uiPriority="68"/>
+    <w:lsdException w:name="Medium Grid 3 Accent 6" w:uiPriority="69"/>
+    <w:lsdException w:name="Dark List Accent 6" w:uiPriority="70"/>
+    <w:lsdException w:name="Colorful Shading Accent 6" w:uiPriority="71"/>
+    <w:lsdException w:name="Colorful List Accent 6" w:uiPriority="72"/>
+    <w:lsdException w:name="Colorful Grid Accent 6" w:uiPriority="73"/>
+    <w:lsdException w:name="Subtle Emphasis" w:uiPriority="19" w:qFormat="1"/>
+    <w:lsdException w:name="Intense Emphasis" w:uiPriority="21" w:qFormat="1"/>
+    <w:lsdException w:name="Subtle Reference" w:uiPriority="31" w:qFormat="1"/>
+    <w:lsdException w:name="Intense Reference" w:uiPriority="32" w:qFormat="1"/>
+    <w:lsdException w:name="Book Title" w:uiPriority="33" w:qFormat="1"/>
+    <w:lsdException w:name="Bibliography" w:semiHidden="1" w:uiPriority="37" w:unhideWhenUsed="1"/>
+    <w:lsdException w:name="TOC Heading" w:semiHidden="1" w:uiPriority="39" w:unhideWhenUsed="1" w:qFormat="1"/>
+    <w:lsdException w:name="Plain Table 1" w:uiPriority="41"/>
+    <w:lsdException w:name="Plain Table 2" w:uiPriority="42"/>
+    <w:lsdException w:name="Plain Table 3" w:uiPriority="43"/>
+    <w:lsdException w:name="Plain Table 4" w:uiPriority="44"/>
+    <w:lsdException w:name="Plain Table 5" w:uiPriority="45"/>
+    <w:lsdException w:name="Grid Table Light" w:uiPriority="40"/>
+    <w:lsdException w:name="Grid Table 1 Light" w:uiPriority="46"/>
+    <w:lsdException w:name="Grid Table 2" w:uiPriority="47"/>
+    <w:lsdException w:name="Grid Table 3" w:uiPriority="48"/>
+    <w:lsdException w:name="Grid Table 4" w:uiPriority="49"/>
+    <w:lsdException w:name="Grid Table 5 Dark" w:uiPriority="50"/>
+    <w:lsdException w:name="Grid Table 6 Colorful" w:uiPriority="51"/>
+    <w:lsdException w:name="Grid Table 7 Colorful" w:uiPriority="52"/>
+    <w:lsdException w:name="Grid Table 1 Light Accent 1" w:uiPriority="46"/>
+    <w:lsdException w:name="Grid Table 2 Accent 1" w:uiPriority="47"/>
+    <w:lsdException w:name="Grid Table 3 Accent 1" w:uiPriority="48"/>
+    <w:lsdException w:name="Grid Table 4 Accent 1" w:uiPriority="49"/>
+    <w:lsdException w:name="Grid Table 5 Dark Accent 1" w:uiPriority="50"/>
+    <w:lsdException w:name="Grid Table 6 Colorful Accent 1" w:uiPriority="51"/>
+    <w:lsdException w:name="Grid Table 7 Colorful Accent 1" w:uiPriority="52"/>
+    <w:lsdException w:name="Grid Table 1 Light Accent 2" w:uiPriority="46"/>
+    <w:lsdException w:name="Grid Table 2 Accent 2" w:uiPriority="47"/>
+    <w:lsdException w:name="Grid Table 3 Accent 2" w:uiPriority="48"/>
+    <w:lsdException w:name="Grid Table 4 Accent 2" w:uiPriority="49"/>
+    <w:lsdException w:name="Grid Table 5 Dark Accent 2" w:uiPriority="50"/>
+    <w:lsdException w:name="Grid Table 6 Colorful Accent 2" w:uiPriority="51"/>
+    <w:lsdException w:name="Grid Table 7 Colorful Accent 2" w:uiPriority="52"/>
+    <w:lsdException w:name="Grid Table 1 Light Accent 3" w:uiPriority="46"/>
+    <w:lsdException w:name="Grid Table 2 Accent 3" w:uiPriority="47"/>
+    <w:lsdException w:name="Grid Table 3 Accent 3" w:uiPriority="48"/>
+    <w:lsdException w:name="Grid Table 4 Accent 3" w:uiPriority="49"/>
+    <w:lsdException w:name="Grid Table 5 Dark Accent 3" w:uiPriority="50"/>
+    <w:lsdException w:name="Grid Table 6 Colorful Accent 3" w:uiPriority="51"/>
+    <w:lsdException w:name="Grid Table 7 Colorful Accent 3" w:uiPriority="52"/>
+    <w:lsdException w:name="Grid Table 1 Light Accent 4" w:uiPriority="46"/>
+    <w:lsdException w:name="Grid Table 2 Accent 4" w:uiPriority="47"/>
+    <w:lsdException w:name="Grid Table 3 Accent 4" w:uiPriority="48"/>
+    <w:lsdException w:name="Grid Table 4 Accent 4" w:uiPriority="49"/>
+    <w:lsdException w:name="Grid Table 5 Dark Accent 4" w:uiPriority="50"/>
+    <w:lsdException w:name="Grid Table 6 Colorful Accent 4" w:uiPriority="51"/>
+    <w:lsdException w:name="Grid Table 7 Colorful Accent 4" w:uiPriority="52"/>
+    <w:lsdException w:name="Grid Table 1 Light Accent 5" w:uiPriority="46"/>
+    <w:lsdException w:name="Grid Table 2 Accent 5" w:uiPriority="47"/>
+    <w:lsdException w:name="Grid Table 3 Accent 5" w:uiPriority="48"/>
+    <w:lsdException w:name="Grid Table 4 Accent 5" w:uiPriority="49"/>
+    <w:lsdException w:name="Grid Table 5 Dark Accent 5" w:uiPriority="50"/>
+    <w:lsdException w:name="Grid Table 6 Colorful Accent 5" w:uiPriority="51"/>
+    <w:lsdException w:name="Grid Table 7 Colorful Accent 5" w:uiPriority="52"/>
+    <w:lsdException w:name="Grid Table 1 Light Accent 6" w:uiPriority="46"/>
+    <w:lsdException w:name="Grid Table 2 Accent 6" w:uiPriority="47"/>
+    <w:lsdException w:name="Grid Table 3 Accent 6" w:uiPriority="48"/>
+    <w:lsdException w:name="Grid Table 4 Accent 6" w:uiPriority="49"/>
+    <w:lsdException w:name="Grid Table 5 Dark Accent 6" w:uiPriority="50"/>
+    <w:lsdException w:name="Grid Table 6 Colorful Accent 6" w:uiPriority="51"/>
+    <w:lsdException w:name="Grid Table 7 Colorful Accent 6" w:uiPriority="52"/>
+    <w:lsdException w:name="List Table 1 Light" w:uiPriority="46"/>
+    <w:lsdException w:name="List Table 2" w:uiPriority="47"/>
+    <w:lsdException w:name="List Table 3" w:uiPriority="48"/>
+    <w:lsdException w:name="List Table 4" w:uiPriority="49"/>
+    <w:lsdException w:name="List Table 5 Dark" w:uiPriority="50"/>
+    <w:lsdException w:name="List Table 6 Colorful" w:uiPriority="51"/>
+    <w:lsdException w:name="List Table 7 Colorful" w:uiPriority="52"/>
+    <w:lsdException w:name="List Table 1 Light Accent 1" w:uiPriority="46"/>
+    <w:lsdException w:name="List Table 2 Accent 1" w:uiPriority="47"/>
+    <w:lsdException w:name="List Table 3 Accent 1" w:uiPriority="48"/>
+    <w:lsdException w:name="List Table 4 Accent 1" w:uiPriority="49"/>
+    <w:lsdException w:name="List Table 5 Dark Accent 1" w:uiPriority="50"/>
+    <w:lsdException w:name="List Table 6 Colorful Accent 1" w:uiPriority="51"/>
+    <w:lsdException w:name="List Table 7 Colorful Accent 1" w:uiPriority="52"/>
+    <w:lsdException w:name="List Table 1 Light Accent 2" w:uiPriority="46"/>
+    <w:lsdException w:name="List Table 2 Accent 2" w:uiPriority="47"/>
+    <w:lsdException w:name="List Table 3 Accent 2" w:uiPriority="48"/>
+    <w:lsdException w:name="List Table 4 Accent 2" w:uiPriority="49"/>
+    <w:lsdException w:name="List Table 5 Dark Accent 2" w:uiPriority="50"/>
+    <w:lsdException w:name="List Table 6 Colorful Accent 2" w:uiPriority="51"/>
+    <w:lsdException w:name="List Table 7 Colorful Accent 2" w:uiPriority="52"/>
+    <w:lsdException w:name="List Table 1 Light Accent 3" w:uiPriority="46"/>
+    <w:lsdException w:name="List Table 2 Accent 3" w:uiPriority="47"/>
+    <w:lsdException w:name="List Table 3 Accent 3" w:uiPriority="48"/>
+    <w:lsdException w:name="List Table 4 Accent 3" w:uiPriority="49"/>
+    <w:lsdException w:name="List Table 5 Dark Accent 3" w:uiPriority="50"/>
+    <w:lsdException w:name="List Table 6 Colorful Accent 3" w:uiPriority="51"/>
+    <w:lsdException w:name="List Table 7 Colorful Accent 3" w:uiPriority="52"/>
+    <w:lsdException w:name="List Table 1 Light Accent 4" w:uiPriority="46"/>
+    <w:lsdException w:name="List Table 2 Accent 4" w:uiPriority="47"/>
+    <w:lsdException w:name="List Table 3 Accent 4" w:uiPriority="48"/>
+    <w:lsdException w:name="List Table 4 Accent 4" w:uiPriority="49"/>
+    <w:lsdException w:name="List Table 5 Dark Accent 4" w:uiPriority="50"/>
+    <w:lsdException w:name="List Table 6 Colorful Accent 4" w:uiPriority="51"/>
+    <w:lsdException w:name="List Table 7 Colorful Accent 4" w:uiPriority="52"/>
+    <w:lsdException w:name="List Table 1 Light Accent 5" w:uiPriority="46"/>
+    <w:lsdException w:name="List Table 2 Accent 5" w:uiPriority="47"/>
+    <w:lsdException w:name="List Table 3 Accent 5" w:uiPriority="48"/>
+    <w:lsdException w:name="List Table 4 Accent 5" w:uiPriority="49"/>
+    <w:lsdException w:name="List Table 5 Dark Accent 5" w:uiPriority="50"/>
+    <w:lsdException w:name="List Table 6 Colorful Accent 5" w:uiPriority="51"/>
+    <w:lsdException w:name="List Table 7 Colorful Accent 5" w:uiPriority="52"/>
+    <w:lsdException w:name="List Table 1 Light Accent 6" w:uiPriority="46"/>
+    <w:lsdException w:name="List Table 2 Accent 6" w:uiPriority="47"/>
+    <w:lsdException w:name="List Table 3 Accent 6" w:uiPriority="48"/>
+    <w:lsdException w:name="List Table 4 Accent 6" w:uiPriority="49"/>
+    <w:lsdException w:name="List Table 5 Dark Accent 6" w:uiPriority="50"/>
+    <w:lsdException w:name="List Table 6 Colorful Accent 6" w:uiPriority="51"/>
+    <w:lsdException w:name="List Table 7 Colorful Accent 6" w:uiPriority="52"/>
+    <w:lsdException w:name="Mention" w:semiHidden="1" w:unhideWhenUsed="1"/>
+    <w:lsdException w:name="Smart Hyperlink" w:semiHidden="1" w:unhideWhenUsed="1"/>
+    <w:lsdException w:name="Hashtag" w:semiHidden="1" w:unhideWhenUsed="1"/>
+    <w:lsdException w:name="Unresolved Mention" w:semiHidden="1" w:unhideWhenUsed="1"/>
+    <w:lsdException w:name="Smart Link" w:semiHidden="1" w:unhideWhenUsed="1"/>
+  </w:latentStyles>
+  <w:style w:type="paragraph" w:default="1" w:styleId="Normal">
+    <w:name w:val="Normal"/>
+    <w:qFormat/>
   </w:style>
   <w:style w:type="paragraph" w:styleId="Heading1">
     <w:name w:val="heading 1"/>
     <w:basedOn w:val="Normal"/>
     <w:next w:val="Normal"/>
+    <w:uiPriority w:val="9"/>
+    <w:qFormat/>
     <w:pPr>
-      <w:keepNext w:val="1"/>
-      <w:keepLines w:val="1"/>
-      <w:pageBreakBefore w:val="0"/>
-      <w:spacing w:after="120" w:before="400" w:lineRule="auto"/>
+      <w:keepNext/>
+      <w:keepLines/>
+      <w:spacing w:before="400" w:after="120"/>
+      <w:outlineLvl w:val="0"/>
     </w:pPr>
     <w:rPr>
       <w:sz w:val="40"/>
@@ -118,15 +456,17 @@
     <w:name w:val="heading 2"/>
     <w:basedOn w:val="Normal"/>
     <w:next w:val="Normal"/>
+    <w:uiPriority w:val="9"/>
+    <w:semiHidden/>
+    <w:unhideWhenUsed/>
+    <w:qFormat/>
     <w:pPr>
-      <w:keepNext w:val="1"/>
-      <w:keepLines w:val="1"/>
-      <w:pageBreakBefore w:val="0"/>
-      <w:spacing w:after="120" w:before="360" w:lineRule="auto"/>
+      <w:keepNext/>
+      <w:keepLines/>
+      <w:spacing w:before="360" w:after="120"/>
+      <w:outlineLvl w:val="1"/>
     </w:pPr>
     <w:rPr>
-      <w:b w:val="0"/>
-      <w:bCs w:val="0"/>
       <w:sz w:val="32"/>
       <w:szCs w:val="32"/>
     </w:rPr>
@@ -135,15 +475,17 @@
     <w:name w:val="heading 3"/>
     <w:basedOn w:val="Normal"/>
     <w:next w:val="Normal"/>
+    <w:uiPriority w:val="9"/>
+    <w:semiHidden/>
+    <w:unhideWhenUsed/>
+    <w:qFormat/>
     <w:pPr>
-      <w:keepNext w:val="1"/>
-      <w:keepLines w:val="1"/>
-      <w:pageBreakBefore w:val="0"/>
-      <w:spacing w:after="80" w:before="320" w:lineRule="auto"/>
+      <w:keepNext/>
+      <w:keepLines/>
+      <w:spacing w:before="320" w:after="80"/>
+      <w:outlineLvl w:val="2"/>
     </w:pPr>
     <w:rPr>
-      <w:b w:val="0"/>
-      <w:bCs w:val="0"/>
       <w:color w:val="434343"/>
       <w:sz w:val="28"/>
       <w:szCs w:val="28"/>
@@ -153,11 +495,15 @@
     <w:name w:val="heading 4"/>
     <w:basedOn w:val="Normal"/>
     <w:next w:val="Normal"/>
+    <w:uiPriority w:val="9"/>
+    <w:semiHidden/>
+    <w:unhideWhenUsed/>
+    <w:qFormat/>
     <w:pPr>
-      <w:keepNext w:val="1"/>
-      <w:keepLines w:val="1"/>
-      <w:pageBreakBefore w:val="0"/>
-      <w:spacing w:after="80" w:before="280" w:lineRule="auto"/>
+      <w:keepNext/>
+      <w:keepLines/>
+      <w:spacing w:before="280" w:after="80"/>
+      <w:outlineLvl w:val="3"/>
     </w:pPr>
     <w:rPr>
       <w:color w:val="666666"/>
@@ -169,45 +515,88 @@
     <w:name w:val="heading 5"/>
     <w:basedOn w:val="Normal"/>
     <w:next w:val="Normal"/>
+    <w:uiPriority w:val="9"/>
+    <w:semiHidden/>
+    <w:unhideWhenUsed/>
+    <w:qFormat/>
     <w:pPr>
-      <w:keepNext w:val="1"/>
-      <w:keepLines w:val="1"/>
-      <w:pageBreakBefore w:val="0"/>
-      <w:spacing w:after="80" w:before="240" w:lineRule="auto"/>
+      <w:keepNext/>
+      <w:keepLines/>
+      <w:spacing w:before="240" w:after="80"/>
+      <w:outlineLvl w:val="4"/>
     </w:pPr>
     <w:rPr>
       <w:color w:val="666666"/>
-      <w:sz w:val="22"/>
-      <w:szCs w:val="22"/>
     </w:rPr>
   </w:style>
   <w:style w:type="paragraph" w:styleId="Heading6">
     <w:name w:val="heading 6"/>
     <w:basedOn w:val="Normal"/>
     <w:next w:val="Normal"/>
+    <w:uiPriority w:val="9"/>
+    <w:semiHidden/>
+    <w:unhideWhenUsed/>
+    <w:qFormat/>
     <w:pPr>
-      <w:keepNext w:val="1"/>
-      <w:keepLines w:val="1"/>
-      <w:pageBreakBefore w:val="0"/>
-      <w:spacing w:after="80" w:before="240" w:lineRule="auto"/>
+      <w:keepNext/>
+      <w:keepLines/>
+      <w:spacing w:before="240" w:after="80"/>
+      <w:outlineLvl w:val="5"/>
     </w:pPr>
     <w:rPr>
-      <w:i w:val="1"/>
-      <w:iCs w:val="1"/>
+      <w:i/>
+      <w:iCs/>
       <w:color w:val="666666"/>
-      <w:sz w:val="22"/>
-      <w:szCs w:val="22"/>
     </w:rPr>
+  </w:style>
+  <w:style w:type="character" w:default="1" w:styleId="DefaultParagraphFont">
+    <w:name w:val="Default Paragraph Font"/>
+    <w:uiPriority w:val="1"/>
+    <w:semiHidden/>
+    <w:unhideWhenUsed/>
+  </w:style>
+  <w:style w:type="table" w:default="1" w:styleId="TableNormal">
+    <w:name w:val="Normal Table"/>
+    <w:uiPriority w:val="99"/>
+    <w:semiHidden/>
+    <w:unhideWhenUsed/>
+    <w:tblPr>
+      <w:tblInd w:w="0" w:type="dxa"/>
+      <w:tblCellMar>
+        <w:top w:w="0" w:type="dxa"/>
+        <w:left w:w="108" w:type="dxa"/>
+        <w:bottom w:w="0" w:type="dxa"/>
+        <w:right w:w="108" w:type="dxa"/>
+      </w:tblCellMar>
+    </w:tblPr>
+  </w:style>
+  <w:style w:type="numbering" w:default="1" w:styleId="NoList">
+    <w:name w:val="No List"/>
+    <w:uiPriority w:val="99"/>
+    <w:semiHidden/>
+    <w:unhideWhenUsed/>
+  </w:style>
+  <w:style w:type="table" w:customStyle="1" w:styleId="TableNormal0">
+    <w:name w:val="TableNormal"/>
+    <w:tblPr>
+      <w:tblCellMar>
+        <w:top w:w="100" w:type="dxa"/>
+        <w:left w:w="100" w:type="dxa"/>
+        <w:bottom w:w="100" w:type="dxa"/>
+        <w:right w:w="100" w:type="dxa"/>
+      </w:tblCellMar>
+    </w:tblPr>
   </w:style>
   <w:style w:type="paragraph" w:styleId="Title">
     <w:name w:val="Title"/>
     <w:basedOn w:val="Normal"/>
     <w:next w:val="Normal"/>
+    <w:uiPriority w:val="10"/>
+    <w:qFormat/>
     <w:pPr>
-      <w:keepNext w:val="1"/>
-      <w:keepLines w:val="1"/>
-      <w:pageBreakBefore w:val="0"/>
-      <w:spacing w:after="60" w:before="0" w:lineRule="auto"/>
+      <w:keepNext/>
+      <w:keepLines/>
+      <w:spacing w:after="60"/>
     </w:pPr>
     <w:rPr>
       <w:sz w:val="52"/>
@@ -218,16 +607,14 @@
     <w:name w:val="Subtitle"/>
     <w:basedOn w:val="Normal"/>
     <w:next w:val="Normal"/>
+    <w:uiPriority w:val="11"/>
+    <w:qFormat/>
     <w:pPr>
-      <w:keepNext w:val="1"/>
-      <w:keepLines w:val="1"/>
-      <w:pageBreakBefore w:val="0"/>
-      <w:spacing w:after="320" w:before="0" w:lineRule="auto"/>
+      <w:keepNext/>
+      <w:keepLines/>
+      <w:spacing w:after="320"/>
     </w:pPr>
     <w:rPr>
-      <w:rFonts w:ascii="Arial" w:cs="Arial" w:eastAsia="Arial" w:hAnsi="Arial"/>
-      <w:i w:val="0"/>
-      <w:iCs w:val="0"/>
       <w:color w:val="666666"/>
       <w:sz w:val="30"/>
       <w:szCs w:val="30"/>
